--- a/ODAVInterviewSummaryWPSBC.docx
+++ b/ODAVInterviewSummaryWPSBC.docx
@@ -29,6 +29,18 @@
         <w:t xml:space="preserve"> Ted Crum (Facilities Management; blind since birth), Katie Carson (Special Ed Supervisor, Middle Program), Danielle Waters (Audiology Specialist), Katherine Landon (Program Specialist), Kristen Rehberg (Special Ed Supervisor, Primary Program), Katie Majewski (Special Ed Supervisor, Secondary Program)</w:t>
       </w:r>
     </w:p>
+    <w:p>
+      <w:r>
+        <w:rPr>
+          <w:b/>
+          <w:bCs/>
+        </w:rPr>
+        <w:t xml:space="preserve">ODAV Team: </w:t>
+      </w:r>
+      <w:r>
+        <w:t>Nathan Sloan, Kevin Coyne, Ricky Zhao, William Carr</w:t>
+      </w:r>
+    </w:p>
     <w:p/>
     <w:p>
       <w:pPr>
@@ -300,12 +312,12 @@
           <w:b/>
           <w:bCs/>
         </w:rPr>
+        <w:lastRenderedPageBreak/>
         <w:t>Device Design and Usability</w:t>
       </w:r>
     </w:p>
     <w:p>
       <w:r>
-        <w:lastRenderedPageBreak/>
         <w:t xml:space="preserve">Comfort was ranked above raw functionality. If the device is not comfortable to wear, it will not be used. A simple on/off switch was flagged as a meaningful feature, since most existing devices lack that basic control. </w:t>
       </w:r>
     </w:p>
@@ -343,13 +355,7 @@
         <w:t xml:space="preserve"> or cane</w:t>
       </w:r>
       <w:r>
-        <w:t xml:space="preserve">, signals visual impairment to others and may be worth incorporating. Including a brief explanation card with the device was suggested </w:t>
-      </w:r>
-      <w:r>
-        <w:t>to</w:t>
-      </w:r>
-      <w:r>
-        <w:t xml:space="preserve"> help users and those around them understand its purpose quickly.</w:t>
+        <w:t>, signals visual impairment to others and may be worth incorporating. Including a brief explanation card with the device was suggested to help users and those around them understand its purpose quickly.</w:t>
       </w:r>
       <w:r>
         <w:t xml:space="preserve"> </w:t>
@@ -1114,6 +1120,7 @@
   <w:style w:type="character" w:default="1" w:styleId="DefaultParagraphFont">
     <w:name w:val="Default Paragraph Font"/>
     <w:uiPriority w:val="1"/>
+    <w:semiHidden/>
     <w:unhideWhenUsed/>
   </w:style>
   <w:style w:type="table" w:default="1" w:styleId="TableNormal">
